--- a/modelos/contrato_com_conjuge_falecido_representante_final.docx
+++ b/modelos/contrato_com_conjuge_falecido_representante_final.docx
@@ -42,8 +42,8 @@
         </w:rPr>
       </w:pPr>
       <w:bookmarkStart w:id="0" w:name="_Hlk230639221"/>
+      <w:bookmarkStart w:id="1" w:name="_Hlk230639186"/>
       <w:bookmarkEnd w:id="0"/>
-      <w:bookmarkStart w:id="1" w:name="_Hlk230639186"/>
       <w:bookmarkEnd w:id="1"/>
       <w:r>
         <w:rPr>
@@ -56,7 +56,6 @@
       <w:r>
         <w:rPr>
           <w:rFonts w:ascii="Times New Roman" w:hAnsi="Times New Roman"/>
-          <w:b w:val="0"/>
           <w:sz w:val="20"/>
         </w:rPr>
         <w:t xml:space="preserve">, brasileiro, maior, </w:t>
@@ -72,7 +71,6 @@
       <w:r>
         <w:rPr>
           <w:rFonts w:ascii="Times New Roman" w:hAnsi="Times New Roman"/>
-          <w:b w:val="0"/>
           <w:sz w:val="20"/>
         </w:rPr>
         <w:t xml:space="preserve">, </w:t>
@@ -88,7 +86,6 @@
       <w:r>
         <w:rPr>
           <w:rFonts w:ascii="Times New Roman" w:hAnsi="Times New Roman"/>
-          <w:b w:val="0"/>
           <w:sz w:val="20"/>
         </w:rPr>
         <w:t xml:space="preserve">, portador do RG: </w:t>
@@ -104,7 +101,6 @@
       <w:r>
         <w:rPr>
           <w:rFonts w:ascii="Times New Roman" w:hAnsi="Times New Roman"/>
-          <w:b w:val="0"/>
           <w:sz w:val="20"/>
         </w:rPr>
         <w:t xml:space="preserve"> SSP/BA e do CPF: </w:t>
@@ -120,7 +116,6 @@
       <w:r>
         <w:rPr>
           <w:rFonts w:ascii="Times New Roman" w:hAnsi="Times New Roman"/>
-          <w:b w:val="0"/>
           <w:sz w:val="20"/>
         </w:rPr>
         <w:t xml:space="preserve">, residente e domiciliado na Localidade </w:t>
@@ -136,7 +131,6 @@
       <w:r>
         <w:rPr>
           <w:rFonts w:ascii="Times New Roman" w:hAnsi="Times New Roman"/>
-          <w:b w:val="0"/>
           <w:sz w:val="20"/>
         </w:rPr>
         <w:t xml:space="preserve">, FALECIDO, n° Certidão de Óbito </w:t>
@@ -152,7 +146,6 @@
       <w:r>
         <w:rPr>
           <w:rFonts w:ascii="Times New Roman" w:hAnsi="Times New Roman"/>
-          <w:b w:val="0"/>
           <w:sz w:val="20"/>
         </w:rPr>
         <w:t xml:space="preserve"> falecido em </w:t>
@@ -168,7 +161,6 @@
       <w:r>
         <w:rPr>
           <w:rFonts w:ascii="Times New Roman" w:hAnsi="Times New Roman"/>
-          <w:b w:val="0"/>
           <w:sz w:val="20"/>
         </w:rPr>
         <w:t xml:space="preserve">, sendo representado por: </w:t>
@@ -184,7 +176,6 @@
       <w:r>
         <w:rPr>
           <w:rFonts w:ascii="Times New Roman" w:hAnsi="Times New Roman"/>
-          <w:b w:val="0"/>
           <w:sz w:val="20"/>
         </w:rPr>
         <w:t xml:space="preserve">, </w:t>
@@ -200,7 +191,6 @@
       <w:r>
         <w:rPr>
           <w:rFonts w:ascii="Times New Roman" w:hAnsi="Times New Roman"/>
-          <w:b w:val="0"/>
           <w:sz w:val="20"/>
         </w:rPr>
         <w:t xml:space="preserve">, portador do RG: </w:t>
@@ -216,7 +206,6 @@
       <w:r>
         <w:rPr>
           <w:rFonts w:ascii="Times New Roman" w:hAnsi="Times New Roman"/>
-          <w:b w:val="0"/>
           <w:sz w:val="20"/>
         </w:rPr>
         <w:t xml:space="preserve"> e CPF: </w:t>
@@ -232,7 +221,6 @@
       <w:r>
         <w:rPr>
           <w:rFonts w:ascii="Times New Roman" w:hAnsi="Times New Roman"/>
-          <w:b w:val="0"/>
           <w:sz w:val="20"/>
         </w:rPr>
         <w:t xml:space="preserve">, residente e domiciliado em </w:t>
@@ -248,7 +236,6 @@
       <w:r>
         <w:rPr>
           <w:rFonts w:ascii="Times New Roman" w:hAnsi="Times New Roman"/>
-          <w:b w:val="0"/>
           <w:sz w:val="20"/>
         </w:rPr>
         <w:t xml:space="preserve">, daqui por diante denominado por COMODANTE, e </w:t>
@@ -264,7 +251,6 @@
       <w:r>
         <w:rPr>
           <w:rFonts w:ascii="Times New Roman" w:hAnsi="Times New Roman"/>
-          <w:b w:val="0"/>
           <w:sz w:val="20"/>
         </w:rPr>
         <w:t xml:space="preserve">, brasileiro, maior, </w:t>
@@ -280,7 +266,6 @@
       <w:r>
         <w:rPr>
           <w:rFonts w:ascii="Times New Roman" w:hAnsi="Times New Roman"/>
-          <w:b w:val="0"/>
           <w:sz w:val="20"/>
         </w:rPr>
         <w:t xml:space="preserve">, </w:t>
@@ -296,7 +281,6 @@
       <w:r>
         <w:rPr>
           <w:rFonts w:ascii="Times New Roman" w:hAnsi="Times New Roman"/>
-          <w:b w:val="0"/>
           <w:sz w:val="20"/>
         </w:rPr>
         <w:t xml:space="preserve">, portador do RG: </w:t>
@@ -312,7 +296,6 @@
       <w:r>
         <w:rPr>
           <w:rFonts w:ascii="Times New Roman" w:hAnsi="Times New Roman"/>
-          <w:b w:val="0"/>
           <w:sz w:val="20"/>
         </w:rPr>
         <w:t xml:space="preserve"> SSP/BA e do CPF/MF: </w:t>
@@ -328,7 +311,6 @@
       <w:r>
         <w:rPr>
           <w:rFonts w:ascii="Times New Roman" w:hAnsi="Times New Roman"/>
-          <w:b w:val="0"/>
           <w:sz w:val="20"/>
         </w:rPr>
         <w:t xml:space="preserve">, residente e domiciliado na Localidade </w:t>
@@ -344,7 +326,6 @@
       <w:r>
         <w:rPr>
           <w:rFonts w:ascii="Times New Roman" w:hAnsi="Times New Roman"/>
-          <w:b w:val="0"/>
           <w:sz w:val="20"/>
         </w:rPr>
         <w:t xml:space="preserve">, próximo a comunidade </w:t>
@@ -360,7 +341,6 @@
       <w:r>
         <w:rPr>
           <w:rFonts w:ascii="Times New Roman" w:hAnsi="Times New Roman"/>
-          <w:b w:val="0"/>
           <w:sz w:val="20"/>
         </w:rPr>
         <w:t xml:space="preserve">, no município de </w:t>
@@ -376,7 +356,6 @@
       <w:r>
         <w:rPr>
           <w:rFonts w:ascii="Times New Roman" w:hAnsi="Times New Roman"/>
-          <w:b w:val="0"/>
           <w:sz w:val="20"/>
         </w:rPr>
         <w:t xml:space="preserve">, e </w:t>
@@ -392,7 +371,6 @@
       <w:r>
         <w:rPr>
           <w:rFonts w:ascii="Times New Roman" w:hAnsi="Times New Roman"/>
-          <w:b w:val="0"/>
           <w:sz w:val="20"/>
         </w:rPr>
         <w:t xml:space="preserve">, </w:t>
@@ -408,7 +386,6 @@
       <w:r>
         <w:rPr>
           <w:rFonts w:ascii="Times New Roman" w:hAnsi="Times New Roman"/>
-          <w:b w:val="0"/>
           <w:sz w:val="20"/>
         </w:rPr>
         <w:t xml:space="preserve">, maior, </w:t>
@@ -424,7 +401,6 @@
       <w:r>
         <w:rPr>
           <w:rFonts w:ascii="Times New Roman" w:hAnsi="Times New Roman"/>
-          <w:b w:val="0"/>
           <w:sz w:val="20"/>
         </w:rPr>
         <w:t xml:space="preserve">, </w:t>
@@ -440,7 +416,6 @@
       <w:r>
         <w:rPr>
           <w:rFonts w:ascii="Times New Roman" w:hAnsi="Times New Roman"/>
-          <w:b w:val="0"/>
           <w:sz w:val="20"/>
         </w:rPr>
         <w:t xml:space="preserve">, portador(a) do RG: </w:t>
@@ -456,7 +431,6 @@
       <w:r>
         <w:rPr>
           <w:rFonts w:ascii="Times New Roman" w:hAnsi="Times New Roman"/>
-          <w:b w:val="0"/>
           <w:sz w:val="20"/>
         </w:rPr>
         <w:t xml:space="preserve"> SSP/BA e do CPF/MF: </w:t>
@@ -472,7 +446,6 @@
       <w:r>
         <w:rPr>
           <w:rFonts w:ascii="Times New Roman" w:hAnsi="Times New Roman"/>
-          <w:b w:val="0"/>
           <w:sz w:val="20"/>
         </w:rPr>
         <w:t xml:space="preserve">, residente e domiciliado(a) na Localidade </w:t>
@@ -488,7 +461,6 @@
       <w:r>
         <w:rPr>
           <w:rFonts w:ascii="Times New Roman" w:hAnsi="Times New Roman"/>
-          <w:b w:val="0"/>
           <w:sz w:val="20"/>
         </w:rPr>
         <w:t xml:space="preserve">, próximo a comunidade </w:t>
@@ -504,7 +476,6 @@
       <w:r>
         <w:rPr>
           <w:rFonts w:ascii="Times New Roman" w:hAnsi="Times New Roman"/>
-          <w:b w:val="0"/>
           <w:sz w:val="20"/>
         </w:rPr>
         <w:t xml:space="preserve">, no município de </w:t>
@@ -520,7 +491,6 @@
       <w:r>
         <w:rPr>
           <w:rFonts w:ascii="Times New Roman" w:hAnsi="Times New Roman"/>
-          <w:b w:val="0"/>
           <w:sz w:val="20"/>
         </w:rPr>
         <w:t>, daqui por diante denominados COMODATÁRIOS, celebram, pelo presente, um contrato de COMODATO, mediante as seguintes condições:</w:t>
@@ -1409,7 +1379,7 @@
           <w:tab w:val="left" w:pos="2780"/>
           <w:tab w:val="center" w:pos="4252"/>
         </w:tabs>
-        <w:spacing w:line="240" w:lineRule="auto" w:before="0" w:after="0"/>
+        <w:spacing w:after="0" w:line="240" w:lineRule="auto"/>
         <w:rPr>
           <w:rFonts w:ascii="Times New Roman" w:hAnsi="Times New Roman" w:cs="Times New Roman"/>
           <w:sz w:val="20"/>
@@ -1495,7 +1465,7 @@
     <w:p>
       <w:pPr>
         <w:keepLines/>
-        <w:spacing w:before="0" w:after="0"/>
+        <w:spacing w:after="0"/>
         <w:rPr>
           <w:rFonts w:ascii="Times New Roman" w:hAnsi="Times New Roman" w:cs="Times New Roman"/>
           <w:sz w:val="20"/>
@@ -1546,7 +1516,7 @@
     <w:p>
       <w:pPr>
         <w:keepLines/>
-        <w:spacing w:line="240" w:lineRule="auto" w:before="0" w:after="0"/>
+        <w:spacing w:after="0" w:line="240" w:lineRule="auto"/>
         <w:rPr>
           <w:rFonts w:ascii="Times New Roman" w:hAnsi="Times New Roman" w:cs="Times New Roman"/>
           <w:sz w:val="20"/>
@@ -1573,7 +1543,7 @@
     <w:p>
       <w:pPr>
         <w:keepLines/>
-        <w:spacing w:line="240" w:lineRule="auto" w:before="0" w:after="0"/>
+        <w:spacing w:after="0" w:line="240" w:lineRule="auto"/>
         <w:rPr>
           <w:rFonts w:ascii="Times New Roman" w:hAnsi="Times New Roman" w:cs="Times New Roman"/>
           <w:sz w:val="20"/>
@@ -1600,7 +1570,7 @@
     <w:p>
       <w:pPr>
         <w:keepLines/>
-        <w:spacing w:line="240" w:lineRule="auto" w:before="0" w:after="0"/>
+        <w:spacing w:after="0" w:line="240" w:lineRule="auto"/>
         <w:rPr>
           <w:rFonts w:ascii="Times New Roman" w:hAnsi="Times New Roman" w:cs="Times New Roman"/>
           <w:sz w:val="20"/>
@@ -1654,6 +1624,12 @@
     <w:sectPr>
       <w:pgSz w:w="11906" w:h="16838"/>
       <w:pgMar w:top="709" w:right="1701" w:bottom="1417" w:left="1701" w:header="708" w:footer="708" w:gutter="0"/>
+      <w:pgBorders w:offsetFrom="page">
+        <w:top w:val="single" w:sz="6" w:space="24" w:color="auto"/>
+        <w:left w:val="single" w:sz="6" w:space="24" w:color="auto"/>
+        <w:bottom w:val="single" w:sz="6" w:space="24" w:color="auto"/>
+        <w:right w:val="single" w:sz="6" w:space="24" w:color="auto"/>
+      </w:pgBorders>
       <w:cols w:space="708"/>
       <w:docGrid w:linePitch="360"/>
     </w:sectPr>
